--- a/docs/Online Typing Master.docx
+++ b/docs/Online Typing Master.docx
@@ -766,8 +766,113 @@
     </w:p>
     <w:p>
       <w:pPr>
-        <w:spacing w:line="302" w:lineRule="auto"/>
-        <w:jc w:val="center"/>
+        <w:widowControl/>
+        <w:autoSpaceDE/>
+        <w:autoSpaceDN/>
+        <w:rPr>
+          <w:sz w:val="40"/>
+        </w:rPr>
+      </w:pPr>
+      <w:r>
+        <w:rPr>
+          <w:sz w:val="40"/>
+        </w:rPr>
+        <w:br w:type="page"/>
+      </w:r>
+    </w:p>
+    <w:p>
+      <w:pPr>
+        <w:widowControl/>
+        <w:autoSpaceDE/>
+        <w:autoSpaceDN/>
+        <w:rPr>
+          <w:noProof/>
+          <w:sz w:val="40"/>
+        </w:rPr>
+      </w:pPr>
+      <w:r>
+        <w:rPr>
+          <w:noProof/>
+          <w:sz w:val="40"/>
+        </w:rPr>
+        <w:lastRenderedPageBreak/>
+        <w:drawing>
+          <wp:anchor distT="0" distB="0" distL="114300" distR="114300" simplePos="0" relativeHeight="251678720" behindDoc="1" locked="0" layoutInCell="1" allowOverlap="1" wp14:anchorId="4DDB56F7" wp14:editId="72A414D3">
+            <wp:simplePos x="0" y="0"/>
+            <wp:positionH relativeFrom="margin">
+              <wp:posOffset>-120650</wp:posOffset>
+            </wp:positionH>
+            <wp:positionV relativeFrom="paragraph">
+              <wp:posOffset>92075</wp:posOffset>
+            </wp:positionV>
+            <wp:extent cx="6584950" cy="8382000"/>
+            <wp:effectExtent l="0" t="0" r="6350" b="0"/>
+            <wp:wrapTight wrapText="bothSides">
+              <wp:wrapPolygon edited="0">
+                <wp:start x="0" y="0"/>
+                <wp:lineTo x="0" y="21551"/>
+                <wp:lineTo x="21558" y="21551"/>
+                <wp:lineTo x="21558" y="0"/>
+                <wp:lineTo x="0" y="0"/>
+              </wp:wrapPolygon>
+            </wp:wrapTight>
+            <wp:docPr id="18" name="Picture 18"/>
+            <wp:cNvGraphicFramePr>
+              <a:graphicFrameLocks xmlns:a="http://schemas.openxmlformats.org/drawingml/2006/main" noChangeAspect="1"/>
+            </wp:cNvGraphicFramePr>
+            <a:graphic xmlns:a="http://schemas.openxmlformats.org/drawingml/2006/main">
+              <a:graphicData uri="http://schemas.openxmlformats.org/drawingml/2006/picture">
+                <pic:pic xmlns:pic="http://schemas.openxmlformats.org/drawingml/2006/picture">
+                  <pic:nvPicPr>
+                    <pic:cNvPr id="18" name="CamScanner 22-09-2026 10.02_page-0001.jpg"/>
+                    <pic:cNvPicPr/>
+                  </pic:nvPicPr>
+                  <pic:blipFill rotWithShape="1">
+                    <a:blip r:embed="rId12">
+                      <a:extLst>
+                        <a:ext uri="{28A0092B-C50C-407E-A947-70E740481C1C}">
+                          <a14:useLocalDpi xmlns:a14="http://schemas.microsoft.com/office/drawing/2010/main" val="0"/>
+                        </a:ext>
+                      </a:extLst>
+                    </a:blip>
+                    <a:srcRect t="1718" b="3821"/>
+                    <a:stretch/>
+                  </pic:blipFill>
+                  <pic:spPr bwMode="auto">
+                    <a:xfrm>
+                      <a:off x="0" y="0"/>
+                      <a:ext cx="6584950" cy="8382000"/>
+                    </a:xfrm>
+                    <a:prstGeom prst="rect">
+                      <a:avLst/>
+                    </a:prstGeom>
+                    <a:ln>
+                      <a:noFill/>
+                    </a:ln>
+                    <a:extLst>
+                      <a:ext uri="{53640926-AAD7-44D8-BBD7-CCE9431645EC}">
+                        <a14:shadowObscured xmlns:a14="http://schemas.microsoft.com/office/drawing/2010/main"/>
+                      </a:ext>
+                    </a:extLst>
+                  </pic:spPr>
+                </pic:pic>
+              </a:graphicData>
+            </a:graphic>
+            <wp14:sizeRelH relativeFrom="margin">
+              <wp14:pctWidth>0</wp14:pctWidth>
+            </wp14:sizeRelH>
+            <wp14:sizeRelV relativeFrom="margin">
+              <wp14:pctHeight>0</wp14:pctHeight>
+            </wp14:sizeRelV>
+          </wp:anchor>
+        </w:drawing>
+      </w:r>
+    </w:p>
+    <w:p>
+      <w:pPr>
+        <w:widowControl/>
+        <w:autoSpaceDE/>
+        <w:autoSpaceDN/>
         <w:rPr>
           <w:sz w:val="40"/>
         </w:rPr>
@@ -783,1404 +888,14 @@
           <w:cols w:space="720"/>
         </w:sectPr>
       </w:pPr>
-    </w:p>
-    <w:p>
-      <w:pPr>
-        <w:pStyle w:val="Heading2"/>
-        <w:spacing w:before="88"/>
-        <w:ind w:right="52"/>
-        <w:jc w:val="center"/>
-        <w:rPr>
-          <w:rFonts w:ascii="Times New Roman" w:hAnsi="Times New Roman" w:cs="Times New Roman"/>
-          <w:b/>
-          <w:bCs/>
-          <w:sz w:val="52"/>
-          <w:szCs w:val="52"/>
-        </w:rPr>
-      </w:pPr>
-      <w:r>
-        <w:rPr>
-          <w:rFonts w:ascii="Times New Roman" w:hAnsi="Times New Roman" w:cs="Times New Roman"/>
-          <w:b/>
-          <w:bCs/>
-          <w:color w:val="0D0D0D"/>
-          <w:sz w:val="52"/>
-          <w:szCs w:val="52"/>
-          <w:u w:val="thick" w:color="0D0D0D"/>
-        </w:rPr>
-        <w:lastRenderedPageBreak/>
-        <w:t>Final</w:t>
-      </w:r>
-      <w:r>
-        <w:rPr>
-          <w:rFonts w:ascii="Times New Roman" w:hAnsi="Times New Roman" w:cs="Times New Roman"/>
-          <w:b/>
-          <w:bCs/>
-          <w:color w:val="0D0D0D"/>
-          <w:spacing w:val="-1"/>
-          <w:sz w:val="52"/>
-          <w:szCs w:val="52"/>
-          <w:u w:val="thick" w:color="0D0D0D"/>
-        </w:rPr>
-        <w:t xml:space="preserve"> </w:t>
-      </w:r>
-      <w:r>
-        <w:rPr>
-          <w:rFonts w:ascii="Times New Roman" w:hAnsi="Times New Roman" w:cs="Times New Roman"/>
-          <w:b/>
-          <w:bCs/>
-          <w:color w:val="0D0D0D"/>
-          <w:sz w:val="52"/>
-          <w:szCs w:val="52"/>
-          <w:u w:val="thick" w:color="0D0D0D"/>
-        </w:rPr>
-        <w:t>Approval</w:t>
-      </w:r>
-    </w:p>
-    <w:p>
-      <w:pPr>
-        <w:pStyle w:val="BodyText"/>
-        <w:rPr>
-          <w:b/>
-          <w:sz w:val="20"/>
-        </w:rPr>
-      </w:pPr>
-    </w:p>
-    <w:p>
-      <w:pPr>
-        <w:pStyle w:val="BodyText"/>
-        <w:spacing w:before="3"/>
-        <w:jc w:val="center"/>
-        <w:rPr>
-          <w:b/>
-          <w:sz w:val="40"/>
-          <w:szCs w:val="22"/>
-        </w:rPr>
-      </w:pPr>
-      <w:r>
-        <w:rPr>
-          <w:b/>
-          <w:sz w:val="40"/>
-          <w:szCs w:val="22"/>
-        </w:rPr>
-        <w:t>Online Typing Master</w:t>
-      </w:r>
-    </w:p>
-    <w:p>
-      <w:pPr>
-        <w:pStyle w:val="BodyText"/>
-        <w:spacing w:before="3"/>
-        <w:jc w:val="center"/>
-        <w:rPr>
-          <w:b/>
-          <w:sz w:val="40"/>
-          <w:szCs w:val="22"/>
-        </w:rPr>
-      </w:pPr>
-    </w:p>
-    <w:p>
-      <w:pPr>
-        <w:pStyle w:val="BodyText"/>
-        <w:spacing w:line="360" w:lineRule="auto"/>
-        <w:ind w:left="140" w:right="200"/>
-        <w:jc w:val="both"/>
-      </w:pPr>
-      <w:r>
-        <w:rPr>
-          <w:color w:val="0D0D0D"/>
-        </w:rPr>
-        <w:t>The</w:t>
-      </w:r>
-      <w:r>
-        <w:rPr>
-          <w:color w:val="0D0D0D"/>
-          <w:spacing w:val="-8"/>
-        </w:rPr>
-        <w:t xml:space="preserve"> </w:t>
-      </w:r>
-      <w:r>
-        <w:rPr>
-          <w:color w:val="0D0D0D"/>
-        </w:rPr>
-        <w:t>Documentation</w:t>
-      </w:r>
-      <w:r>
-        <w:rPr>
-          <w:color w:val="0D0D0D"/>
-          <w:spacing w:val="-7"/>
-        </w:rPr>
-        <w:t xml:space="preserve"> </w:t>
-      </w:r>
-      <w:r>
-        <w:rPr>
-          <w:color w:val="0D0D0D"/>
-        </w:rPr>
-        <w:t>is</w:t>
-      </w:r>
-      <w:r>
-        <w:rPr>
-          <w:color w:val="0D0D0D"/>
-          <w:spacing w:val="-7"/>
-        </w:rPr>
-        <w:t xml:space="preserve"> </w:t>
-      </w:r>
-      <w:r>
-        <w:rPr>
-          <w:color w:val="0D0D0D"/>
-        </w:rPr>
-        <w:t>submitted</w:t>
-      </w:r>
-      <w:r>
-        <w:rPr>
-          <w:color w:val="0D0D0D"/>
-          <w:spacing w:val="-6"/>
-        </w:rPr>
-        <w:t xml:space="preserve"> </w:t>
-      </w:r>
-      <w:r>
-        <w:rPr>
-          <w:color w:val="0D0D0D"/>
-        </w:rPr>
-        <w:t>to</w:t>
-      </w:r>
-      <w:r>
-        <w:rPr>
-          <w:color w:val="0D0D0D"/>
-          <w:spacing w:val="-9"/>
-        </w:rPr>
-        <w:t xml:space="preserve"> </w:t>
-      </w:r>
-      <w:r>
-        <w:rPr>
-          <w:color w:val="0D0D0D"/>
-        </w:rPr>
-        <w:t>the</w:t>
-      </w:r>
-      <w:r>
-        <w:rPr>
-          <w:color w:val="0D0D0D"/>
-          <w:spacing w:val="-8"/>
-        </w:rPr>
-        <w:t xml:space="preserve"> </w:t>
-      </w:r>
-      <w:r>
-        <w:rPr>
-          <w:color w:val="0D0D0D"/>
-        </w:rPr>
-        <w:t>department</w:t>
-      </w:r>
-      <w:r>
-        <w:rPr>
-          <w:color w:val="0D0D0D"/>
-          <w:spacing w:val="-7"/>
-        </w:rPr>
-        <w:t xml:space="preserve"> </w:t>
-      </w:r>
-      <w:r>
-        <w:rPr>
-          <w:color w:val="0D0D0D"/>
-        </w:rPr>
-        <w:t>of</w:t>
-      </w:r>
-      <w:r>
-        <w:rPr>
-          <w:color w:val="0D0D0D"/>
-          <w:spacing w:val="-7"/>
-        </w:rPr>
-        <w:t xml:space="preserve"> </w:t>
-      </w:r>
-      <w:r>
-        <w:rPr>
-          <w:color w:val="0D0D0D"/>
-        </w:rPr>
-        <w:t>Computer</w:t>
-      </w:r>
-      <w:r>
-        <w:rPr>
-          <w:color w:val="0D0D0D"/>
-          <w:spacing w:val="-8"/>
-        </w:rPr>
-        <w:t xml:space="preserve"> </w:t>
-      </w:r>
-      <w:r>
-        <w:rPr>
-          <w:color w:val="0D0D0D"/>
-        </w:rPr>
-        <w:t>Science,</w:t>
-      </w:r>
-      <w:r>
-        <w:rPr>
-          <w:color w:val="0D0D0D"/>
-          <w:spacing w:val="-7"/>
-        </w:rPr>
-        <w:t xml:space="preserve"> </w:t>
-      </w:r>
-      <w:r>
-        <w:rPr>
-          <w:color w:val="0D0D0D"/>
-        </w:rPr>
-        <w:t>Govt.</w:t>
-      </w:r>
-      <w:r>
-        <w:rPr>
-          <w:color w:val="0D0D0D"/>
-          <w:spacing w:val="-6"/>
-        </w:rPr>
-        <w:t xml:space="preserve"> </w:t>
-      </w:r>
-      <w:r>
-        <w:rPr>
-          <w:color w:val="0D0D0D"/>
-        </w:rPr>
-        <w:t>Graduate</w:t>
-      </w:r>
-      <w:r>
-        <w:rPr>
-          <w:color w:val="0D0D0D"/>
-          <w:spacing w:val="-8"/>
-        </w:rPr>
-        <w:t xml:space="preserve"> </w:t>
-      </w:r>
-      <w:r>
-        <w:rPr>
-          <w:color w:val="0D0D0D"/>
-        </w:rPr>
-        <w:t>College,</w:t>
-      </w:r>
-      <w:r>
-        <w:rPr>
-          <w:color w:val="0D0D0D"/>
-          <w:spacing w:val="-58"/>
-        </w:rPr>
-        <w:t xml:space="preserve"> </w:t>
-      </w:r>
-      <w:r>
-        <w:rPr>
-          <w:color w:val="0D0D0D"/>
-        </w:rPr>
-        <w:t xml:space="preserve">Sahiwal affiliated with Baha Uddin </w:t>
-      </w:r>
-      <w:proofErr w:type="spellStart"/>
-      <w:r>
-        <w:rPr>
-          <w:color w:val="0D0D0D"/>
-        </w:rPr>
-        <w:t>Zakariya</w:t>
-      </w:r>
-      <w:proofErr w:type="spellEnd"/>
-      <w:r>
-        <w:rPr>
-          <w:color w:val="0D0D0D"/>
-        </w:rPr>
-        <w:t xml:space="preserve"> University, Multan for the partial fulfillment of the</w:t>
-      </w:r>
-      <w:r>
-        <w:rPr>
-          <w:color w:val="0D0D0D"/>
-          <w:spacing w:val="1"/>
-        </w:rPr>
-        <w:t xml:space="preserve"> </w:t>
-      </w:r>
-      <w:r>
-        <w:rPr>
-          <w:color w:val="0D0D0D"/>
-        </w:rPr>
-        <w:t>requirement</w:t>
-      </w:r>
-      <w:r>
-        <w:rPr>
-          <w:color w:val="0D0D0D"/>
-          <w:spacing w:val="-1"/>
-        </w:rPr>
-        <w:t xml:space="preserve"> </w:t>
-      </w:r>
-      <w:r>
-        <w:rPr>
-          <w:color w:val="0D0D0D"/>
-        </w:rPr>
-        <w:t>for the</w:t>
-      </w:r>
-      <w:r>
-        <w:rPr>
-          <w:color w:val="0D0D0D"/>
-          <w:spacing w:val="-2"/>
-        </w:rPr>
-        <w:t xml:space="preserve"> </w:t>
-      </w:r>
-      <w:r>
-        <w:rPr>
-          <w:color w:val="0D0D0D"/>
-        </w:rPr>
-        <w:t>BS</w:t>
-      </w:r>
-      <w:r>
-        <w:rPr>
-          <w:color w:val="0D0D0D"/>
-          <w:spacing w:val="2"/>
-        </w:rPr>
-        <w:t xml:space="preserve"> </w:t>
-      </w:r>
-      <w:r>
-        <w:rPr>
-          <w:color w:val="0D0D0D"/>
-        </w:rPr>
-        <w:t>Information Technology (</w:t>
-      </w:r>
-      <w:proofErr w:type="gramStart"/>
-      <w:r>
-        <w:rPr>
-          <w:color w:val="0D0D0D"/>
-        </w:rPr>
-        <w:t>4  years</w:t>
-      </w:r>
-      <w:proofErr w:type="gramEnd"/>
-      <w:r>
-        <w:rPr>
-          <w:color w:val="0D0D0D"/>
-        </w:rPr>
-        <w:t>).</w:t>
-      </w:r>
-    </w:p>
-    <w:p>
-      <w:pPr>
-        <w:pStyle w:val="BodyText"/>
-        <w:rPr>
-          <w:sz w:val="20"/>
-        </w:rPr>
-      </w:pPr>
-    </w:p>
-    <w:p>
-      <w:pPr>
-        <w:pStyle w:val="BodyText"/>
-        <w:rPr>
-          <w:sz w:val="20"/>
-        </w:rPr>
-      </w:pPr>
-    </w:p>
-    <w:p>
-      <w:pPr>
-        <w:pStyle w:val="BodyText"/>
-        <w:spacing w:before="2"/>
-        <w:rPr>
-          <w:sz w:val="16"/>
-        </w:rPr>
-      </w:pPr>
-    </w:p>
-    <w:p>
-      <w:pPr>
-        <w:rPr>
-          <w:sz w:val="16"/>
-        </w:rPr>
-        <w:sectPr>
-          <w:headerReference w:type="default" r:id="rId12"/>
-          <w:footerReference w:type="default" r:id="rId13"/>
-          <w:pgSz w:w="12240" w:h="15840"/>
-          <w:pgMar w:top="1340" w:right="1240" w:bottom="1220" w:left="1300" w:header="763" w:footer="1034" w:gutter="0"/>
-          <w:pgBorders w:offsetFrom="page">
-            <w:top w:val="single" w:sz="18" w:space="24" w:color="auto"/>
-            <w:left w:val="single" w:sz="18" w:space="24" w:color="auto"/>
-            <w:bottom w:val="single" w:sz="18" w:space="24" w:color="auto"/>
-            <w:right w:val="single" w:sz="18" w:space="24" w:color="auto"/>
-          </w:pgBorders>
-          <w:pgNumType w:start="1"/>
-          <w:cols w:space="720"/>
-        </w:sectPr>
-      </w:pPr>
-    </w:p>
-    <w:p>
-      <w:pPr>
-        <w:pStyle w:val="BodyText"/>
-        <w:tabs>
-          <w:tab w:val="left" w:pos="4102"/>
-        </w:tabs>
-        <w:spacing w:before="90"/>
-        <w:ind w:left="140"/>
-      </w:pPr>
-      <w:r>
-        <w:rPr>
-          <w:color w:val="0D0D0D"/>
-        </w:rPr>
-        <w:lastRenderedPageBreak/>
-        <w:t>Approved</w:t>
-      </w:r>
-      <w:r>
-        <w:rPr>
-          <w:color w:val="0D0D0D"/>
-          <w:spacing w:val="-2"/>
-        </w:rPr>
-        <w:t xml:space="preserve"> </w:t>
-      </w:r>
-      <w:r>
-        <w:rPr>
-          <w:color w:val="0D0D0D"/>
-        </w:rPr>
-        <w:t xml:space="preserve">on: </w:t>
-      </w:r>
-      <w:r>
-        <w:rPr>
-          <w:color w:val="0D0D0D"/>
-          <w:u w:val="single" w:color="0C0C0C"/>
-        </w:rPr>
-        <w:t xml:space="preserve"> </w:t>
-      </w:r>
-      <w:r>
-        <w:rPr>
-          <w:color w:val="0D0D0D"/>
-          <w:u w:val="single" w:color="0C0C0C"/>
-        </w:rPr>
-        <w:tab/>
-      </w:r>
-    </w:p>
-    <w:p>
-      <w:pPr>
-        <w:spacing w:before="90"/>
-        <w:ind w:left="140"/>
-        <w:rPr>
-          <w:sz w:val="24"/>
-        </w:rPr>
-      </w:pPr>
-      <w:r>
-        <w:br w:type="column"/>
-      </w:r>
-      <w:r>
-        <w:rPr>
-          <w:color w:val="0D0D0D"/>
-          <w:sz w:val="24"/>
-        </w:rPr>
-        <w:lastRenderedPageBreak/>
-        <w:t>By:</w:t>
-      </w:r>
-    </w:p>
-    <w:p>
-      <w:pPr>
-        <w:pStyle w:val="BodyText"/>
-        <w:rPr>
-          <w:sz w:val="26"/>
-        </w:rPr>
-      </w:pPr>
-      <w:r>
-        <w:br w:type="column"/>
-      </w:r>
-    </w:p>
-    <w:p>
-      <w:pPr>
-        <w:pStyle w:val="BodyText"/>
-        <w:rPr>
-          <w:sz w:val="26"/>
-        </w:rPr>
-      </w:pPr>
-    </w:p>
-    <w:p>
-      <w:pPr>
-        <w:rPr>
-          <w:b/>
-          <w:bCs/>
-        </w:rPr>
-        <w:sectPr>
-          <w:type w:val="continuous"/>
-          <w:pgSz w:w="12240" w:h="15840"/>
-          <w:pgMar w:top="1340" w:right="1240" w:bottom="280" w:left="1300" w:header="720" w:footer="720" w:gutter="0"/>
-          <w:pgBorders w:offsetFrom="page">
-            <w:top w:val="single" w:sz="18" w:space="24" w:color="auto"/>
-            <w:left w:val="single" w:sz="18" w:space="24" w:color="auto"/>
-            <w:bottom w:val="single" w:sz="18" w:space="24" w:color="auto"/>
-            <w:right w:val="single" w:sz="18" w:space="24" w:color="auto"/>
-          </w:pgBorders>
-          <w:cols w:num="3" w:space="720" w:equalWidth="0">
-            <w:col w:w="4143" w:space="784"/>
-            <w:col w:w="525" w:space="2"/>
-            <w:col w:w="4246"/>
-          </w:cols>
-        </w:sectPr>
-      </w:pPr>
-      <w:r>
-        <w:rPr>
-          <w:b/>
-          <w:bCs/>
-          <w:color w:val="0D0D0D"/>
-          <w:sz w:val="24"/>
-          <w:szCs w:val="24"/>
-        </w:rPr>
-        <w:t>AMEER HAMZA              BSSIT -20-60</w:t>
-      </w:r>
-    </w:p>
-    <w:p>
-      <w:pPr>
-        <w:pStyle w:val="BodyText"/>
-        <w:jc w:val="center"/>
-        <w:rPr>
-          <w:b/>
-          <w:bCs/>
-          <w:color w:val="0D0D0D"/>
-        </w:rPr>
-      </w:pPr>
-      <w:r>
-        <w:rPr>
-          <w:b/>
-          <w:bCs/>
-          <w:color w:val="0D0D0D"/>
-        </w:rPr>
-        <w:lastRenderedPageBreak/>
-        <w:t xml:space="preserve">                                                                                      MUHAMMAD NAVEED   BSSIT-20-58</w:t>
-      </w:r>
-    </w:p>
-    <w:p>
-      <w:pPr>
-        <w:pStyle w:val="BodyText"/>
-        <w:jc w:val="center"/>
-        <w:rPr>
-          <w:sz w:val="26"/>
-        </w:rPr>
-      </w:pPr>
-    </w:p>
-    <w:p>
-      <w:pPr>
-        <w:tabs>
-          <w:tab w:val="left" w:pos="4933"/>
-        </w:tabs>
-        <w:ind w:left="140"/>
-        <w:rPr>
-          <w:b/>
-          <w:sz w:val="24"/>
-        </w:rPr>
-      </w:pPr>
-      <w:r>
-        <w:rPr>
-          <w:b/>
-          <w:color w:val="0D0D0D"/>
-          <w:sz w:val="24"/>
-          <w:u w:val="thick" w:color="0D0D0D"/>
-        </w:rPr>
-        <w:t>Internal</w:t>
-      </w:r>
-      <w:r>
-        <w:rPr>
-          <w:b/>
-          <w:color w:val="0D0D0D"/>
-          <w:spacing w:val="-2"/>
-          <w:sz w:val="24"/>
-          <w:u w:val="thick" w:color="0D0D0D"/>
-        </w:rPr>
-        <w:t xml:space="preserve"> </w:t>
-      </w:r>
-      <w:r>
-        <w:rPr>
-          <w:b/>
-          <w:color w:val="0D0D0D"/>
-          <w:sz w:val="24"/>
-          <w:u w:val="thick" w:color="0D0D0D"/>
-        </w:rPr>
-        <w:t>Examiner</w:t>
-      </w:r>
-      <w:r>
-        <w:rPr>
-          <w:b/>
-          <w:color w:val="0D0D0D"/>
-          <w:sz w:val="24"/>
-        </w:rPr>
-        <w:tab/>
-      </w:r>
-      <w:r>
-        <w:rPr>
-          <w:b/>
-          <w:color w:val="0D0D0D"/>
-          <w:sz w:val="24"/>
-          <w:u w:val="thick" w:color="0D0D0D"/>
-        </w:rPr>
-        <w:t>External</w:t>
-      </w:r>
-      <w:r>
-        <w:rPr>
-          <w:b/>
-          <w:color w:val="0D0D0D"/>
-          <w:spacing w:val="-1"/>
-          <w:sz w:val="24"/>
-          <w:u w:val="thick" w:color="0D0D0D"/>
-        </w:rPr>
-        <w:t xml:space="preserve"> </w:t>
-      </w:r>
-      <w:r>
-        <w:rPr>
-          <w:b/>
-          <w:color w:val="0D0D0D"/>
-          <w:sz w:val="24"/>
-          <w:u w:val="thick" w:color="0D0D0D"/>
-        </w:rPr>
-        <w:t>Examiner</w:t>
-      </w:r>
-    </w:p>
-    <w:p>
-      <w:pPr>
-        <w:pStyle w:val="BodyText"/>
-        <w:tabs>
-          <w:tab w:val="left" w:pos="4966"/>
-        </w:tabs>
-        <w:spacing w:before="201"/>
-        <w:ind w:left="140"/>
-      </w:pPr>
-      <w:r>
-        <w:rPr>
-          <w:color w:val="0D0D0D"/>
-        </w:rPr>
-        <w:t>Signature:</w:t>
-      </w:r>
-      <w:r>
-        <w:rPr>
-          <w:color w:val="0D0D0D"/>
-        </w:rPr>
-        <w:tab/>
-        <w:t>Signature:</w:t>
-      </w:r>
-    </w:p>
-    <w:p>
-      <w:pPr>
-        <w:pStyle w:val="BodyText"/>
-        <w:rPr>
-          <w:sz w:val="20"/>
-        </w:rPr>
-      </w:pPr>
-    </w:p>
-    <w:p>
-      <w:pPr>
-        <w:pStyle w:val="BodyText"/>
-        <w:spacing w:before="3"/>
-        <w:rPr>
-          <w:sz w:val="21"/>
-        </w:rPr>
-      </w:pPr>
-      <w:r>
-        <w:rPr>
-          <w:noProof/>
-        </w:rPr>
-        <mc:AlternateContent>
-          <mc:Choice Requires="wps">
-            <w:drawing>
-              <wp:anchor distT="0" distB="0" distL="0" distR="0" simplePos="0" relativeHeight="251663360" behindDoc="1" locked="0" layoutInCell="1" allowOverlap="1">
-                <wp:simplePos x="0" y="0"/>
-                <wp:positionH relativeFrom="page">
-                  <wp:posOffset>914400</wp:posOffset>
-                </wp:positionH>
-                <wp:positionV relativeFrom="paragraph">
-                  <wp:posOffset>184150</wp:posOffset>
-                </wp:positionV>
-                <wp:extent cx="2489835" cy="1270"/>
-                <wp:effectExtent l="0" t="0" r="0" b="0"/>
-                <wp:wrapTopAndBottom/>
-                <wp:docPr id="819095921" name="Freeform 27"/>
-                <wp:cNvGraphicFramePr/>
-                <a:graphic xmlns:a="http://schemas.openxmlformats.org/drawingml/2006/main">
-                  <a:graphicData uri="http://schemas.microsoft.com/office/word/2010/wordprocessingShape">
-                    <wps:wsp>
-                      <wps:cNvSpPr/>
-                      <wps:spPr bwMode="auto">
-                        <a:xfrm>
-                          <a:off x="0" y="0"/>
-                          <a:ext cx="2489835" cy="1270"/>
-                        </a:xfrm>
-                        <a:custGeom>
-                          <a:avLst/>
-                          <a:gdLst>
-                            <a:gd name="T0" fmla="+- 0 1440 1440"/>
-                            <a:gd name="T1" fmla="*/ T0 w 3921"/>
-                            <a:gd name="T2" fmla="+- 0 5361 1440"/>
-                            <a:gd name="T3" fmla="*/ T2 w 3921"/>
-                          </a:gdLst>
-                          <a:ahLst/>
-                          <a:cxnLst>
-                            <a:cxn ang="0">
-                              <a:pos x="T1" y="0"/>
-                            </a:cxn>
-                            <a:cxn ang="0">
-                              <a:pos x="T3" y="0"/>
-                            </a:cxn>
-                          </a:cxnLst>
-                          <a:rect l="0" t="0" r="r" b="b"/>
-                          <a:pathLst>
-                            <a:path w="3921">
-                              <a:moveTo>
-                                <a:pt x="0" y="0"/>
-                              </a:moveTo>
-                              <a:lnTo>
-                                <a:pt x="3921" y="0"/>
-                              </a:lnTo>
-                            </a:path>
-                          </a:pathLst>
-                        </a:custGeom>
-                        <a:noFill/>
-                        <a:ln w="7132">
-                          <a:solidFill>
-                            <a:srgbClr val="0C0C0C"/>
-                          </a:solidFill>
-                          <a:round/>
-                        </a:ln>
-                      </wps:spPr>
-                      <wps:bodyPr rot="0" vert="horz" wrap="square" lIns="91440" tIns="45720" rIns="91440" bIns="45720" anchor="t" anchorCtr="0" upright="1">
-                        <a:noAutofit/>
-                      </wps:bodyPr>
-                    </wps:wsp>
-                  </a:graphicData>
-                </a:graphic>
-              </wp:anchor>
-            </w:drawing>
-          </mc:Choice>
-          <mc:Fallback xmlns:wpsCustomData="http://www.wps.cn/officeDocument/2013/wpsCustomData">
-            <w:pict>
-              <v:shape id="Freeform 27" o:spid="_x0000_s1026" o:spt="100" style="position:absolute;left:0pt;margin-left:72pt;margin-top:14.5pt;height:0.1pt;width:196.05pt;mso-position-horizontal-relative:page;mso-wrap-distance-bottom:0pt;mso-wrap-distance-top:0pt;z-index:-251653120;mso-width-relative:page;mso-height-relative:page;" filled="f" stroked="t" coordsize="3921,1" o:gfxdata="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" path="m0,0l3921,0e">
-                <v:path o:connectlocs="0,0;2489835,0" o:connectangles="0,0"/>
-                <v:fill on="f" focussize="0,0"/>
-                <v:stroke weight="0.561574803149606pt" color="#0C0C0C" joinstyle="round"/>
-                <v:imagedata o:title=""/>
-                <o:lock v:ext="edit" aspectratio="f"/>
-                <w10:wrap type="topAndBottom"/>
-              </v:shape>
-            </w:pict>
-          </mc:Fallback>
-        </mc:AlternateContent>
-      </w:r>
-      <w:r>
-        <w:rPr>
-          <w:noProof/>
-        </w:rPr>
-        <mc:AlternateContent>
-          <mc:Choice Requires="wps">
-            <w:drawing>
-              <wp:anchor distT="0" distB="0" distL="0" distR="0" simplePos="0" relativeHeight="251664384" behindDoc="1" locked="0" layoutInCell="1" allowOverlap="1">
-                <wp:simplePos x="0" y="0"/>
-                <wp:positionH relativeFrom="page">
-                  <wp:posOffset>3980815</wp:posOffset>
-                </wp:positionH>
-                <wp:positionV relativeFrom="paragraph">
-                  <wp:posOffset>184150</wp:posOffset>
-                </wp:positionV>
-                <wp:extent cx="2578100" cy="1270"/>
-                <wp:effectExtent l="0" t="0" r="0" b="0"/>
-                <wp:wrapTopAndBottom/>
-                <wp:docPr id="711514316" name="Freeform 26"/>
-                <wp:cNvGraphicFramePr/>
-                <a:graphic xmlns:a="http://schemas.openxmlformats.org/drawingml/2006/main">
-                  <a:graphicData uri="http://schemas.microsoft.com/office/word/2010/wordprocessingShape">
-                    <wps:wsp>
-                      <wps:cNvSpPr/>
-                      <wps:spPr bwMode="auto">
-                        <a:xfrm>
-                          <a:off x="0" y="0"/>
-                          <a:ext cx="2578100" cy="1270"/>
-                        </a:xfrm>
-                        <a:custGeom>
-                          <a:avLst/>
-                          <a:gdLst>
-                            <a:gd name="T0" fmla="+- 0 6269 6269"/>
-                            <a:gd name="T1" fmla="*/ T0 w 4060"/>
-                            <a:gd name="T2" fmla="+- 0 10329 6269"/>
-                            <a:gd name="T3" fmla="*/ T2 w 4060"/>
-                          </a:gdLst>
-                          <a:ahLst/>
-                          <a:cxnLst>
-                            <a:cxn ang="0">
-                              <a:pos x="T1" y="0"/>
-                            </a:cxn>
-                            <a:cxn ang="0">
-                              <a:pos x="T3" y="0"/>
-                            </a:cxn>
-                          </a:cxnLst>
-                          <a:rect l="0" t="0" r="r" b="b"/>
-                          <a:pathLst>
-                            <a:path w="4060">
-                              <a:moveTo>
-                                <a:pt x="0" y="0"/>
-                              </a:moveTo>
-                              <a:lnTo>
-                                <a:pt x="4060" y="0"/>
-                              </a:lnTo>
-                            </a:path>
-                          </a:pathLst>
-                        </a:custGeom>
-                        <a:noFill/>
-                        <a:ln w="7132">
-                          <a:solidFill>
-                            <a:srgbClr val="0C0C0C"/>
-                          </a:solidFill>
-                          <a:round/>
-                        </a:ln>
-                      </wps:spPr>
-                      <wps:bodyPr rot="0" vert="horz" wrap="square" lIns="91440" tIns="45720" rIns="91440" bIns="45720" anchor="t" anchorCtr="0" upright="1">
-                        <a:noAutofit/>
-                      </wps:bodyPr>
-                    </wps:wsp>
-                  </a:graphicData>
-                </a:graphic>
-              </wp:anchor>
-            </w:drawing>
-          </mc:Choice>
-          <mc:Fallback xmlns:wpsCustomData="http://www.wps.cn/officeDocument/2013/wpsCustomData">
-            <w:pict>
-              <v:shape id="Freeform 26" o:spid="_x0000_s1026" o:spt="100" style="position:absolute;left:0pt;margin-left:313.45pt;margin-top:14.5pt;height:0.1pt;width:203pt;mso-position-horizontal-relative:page;mso-wrap-distance-bottom:0pt;mso-wrap-distance-top:0pt;z-index:-251652096;mso-width-relative:page;mso-height-relative:page;" filled="f" stroked="t" coordsize="4060,1" o:gfxdata="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" path="m0,0l4060,0e">
-                <v:path o:connectlocs="0,0;2578100,0" o:connectangles="0,0"/>
-                <v:fill on="f" focussize="0,0"/>
-                <v:stroke weight="0.561574803149606pt" color="#0C0C0C" joinstyle="round"/>
-                <v:imagedata o:title=""/>
-                <o:lock v:ext="edit" aspectratio="f"/>
-                <w10:wrap type="topAndBottom"/>
-              </v:shape>
-            </w:pict>
-          </mc:Fallback>
-        </mc:AlternateContent>
-      </w:r>
-    </w:p>
-    <w:p>
-      <w:pPr>
-        <w:pStyle w:val="BodyText"/>
-        <w:spacing w:before="7"/>
-        <w:rPr>
-          <w:sz w:val="7"/>
-        </w:rPr>
-      </w:pPr>
-    </w:p>
-    <w:p>
-      <w:pPr>
-        <w:tabs>
-          <w:tab w:val="left" w:pos="4955"/>
-        </w:tabs>
-        <w:spacing w:before="90"/>
-        <w:ind w:left="140"/>
-        <w:rPr>
-          <w:sz w:val="24"/>
-        </w:rPr>
-      </w:pPr>
-      <w:r>
-        <w:rPr>
-          <w:b/>
-        </w:rPr>
-        <w:t xml:space="preserve">Mr. </w:t>
-      </w:r>
-      <w:proofErr w:type="spellStart"/>
-      <w:r>
-        <w:rPr>
-          <w:b/>
-        </w:rPr>
-        <w:t>Waqas</w:t>
-      </w:r>
-      <w:proofErr w:type="spellEnd"/>
-      <w:r>
-        <w:rPr>
-          <w:b/>
-        </w:rPr>
-        <w:t xml:space="preserve"> Ali</w:t>
-      </w:r>
-      <w:r>
-        <w:rPr>
-          <w:b/>
-          <w:color w:val="0D0D0D"/>
-          <w:sz w:val="24"/>
-        </w:rPr>
-        <w:tab/>
-      </w:r>
-      <w:r>
-        <w:rPr>
-          <w:color w:val="0D0D0D"/>
-          <w:sz w:val="24"/>
-        </w:rPr>
-        <w:t>Name:</w:t>
-      </w:r>
-    </w:p>
-    <w:p>
-      <w:pPr>
-        <w:pStyle w:val="BodyText"/>
-        <w:tabs>
-          <w:tab w:val="left" w:pos="4927"/>
-          <w:tab w:val="left" w:pos="9062"/>
-        </w:tabs>
-        <w:spacing w:before="202" w:line="415" w:lineRule="auto"/>
-        <w:ind w:left="4881" w:right="635" w:hanging="4741"/>
-      </w:pPr>
-      <w:r>
-        <w:rPr>
-          <w:color w:val="0D0D0D"/>
-        </w:rPr>
-        <w:t>Assistant</w:t>
-      </w:r>
-      <w:r>
-        <w:rPr>
-          <w:color w:val="0D0D0D"/>
-          <w:spacing w:val="-4"/>
-        </w:rPr>
-        <w:t xml:space="preserve"> </w:t>
-      </w:r>
-      <w:r>
-        <w:rPr>
-          <w:color w:val="0D0D0D"/>
-        </w:rPr>
-        <w:t>Professor</w:t>
-      </w:r>
-      <w:r>
-        <w:rPr>
-          <w:color w:val="0D0D0D"/>
-        </w:rPr>
-        <w:tab/>
-      </w:r>
-      <w:r>
-        <w:rPr>
-          <w:color w:val="0D0D0D"/>
-        </w:rPr>
-        <w:tab/>
-      </w:r>
-      <w:r>
-        <w:rPr>
-          <w:color w:val="0D0D0D"/>
-          <w:u w:val="single" w:color="0C0C0C"/>
-        </w:rPr>
-        <w:t xml:space="preserve"> </w:t>
-      </w:r>
-      <w:r>
-        <w:rPr>
-          <w:color w:val="0D0D0D"/>
-          <w:u w:val="single" w:color="0C0C0C"/>
-        </w:rPr>
-        <w:tab/>
-      </w:r>
       <w:bookmarkStart w:id="0" w:name="_GoBack"/>
       <w:bookmarkEnd w:id="0"/>
-      <w:r>
-        <w:rPr>
-          <w:color w:val="0D0D0D"/>
-        </w:rPr>
-        <w:t xml:space="preserve"> Organization</w:t>
-      </w:r>
-      <w:r>
-        <w:rPr>
-          <w:color w:val="0D0D0D"/>
-          <w:spacing w:val="-1"/>
-        </w:rPr>
-        <w:t xml:space="preserve"> </w:t>
-      </w:r>
-      <w:r>
-        <w:rPr>
-          <w:color w:val="0D0D0D"/>
-        </w:rPr>
-        <w:t>&amp; Designation:</w:t>
-      </w:r>
-    </w:p>
-    <w:p>
-      <w:pPr>
-        <w:pStyle w:val="BodyText"/>
-        <w:spacing w:before="8"/>
-        <w:rPr>
-          <w:sz w:val="19"/>
-        </w:rPr>
-      </w:pPr>
-      <w:r>
-        <w:rPr>
-          <w:noProof/>
-        </w:rPr>
-        <mc:AlternateContent>
-          <mc:Choice Requires="wps">
-            <w:drawing>
-              <wp:anchor distT="0" distB="0" distL="0" distR="0" simplePos="0" relativeHeight="251665408" behindDoc="1" locked="0" layoutInCell="1" allowOverlap="1">
-                <wp:simplePos x="0" y="0"/>
-                <wp:positionH relativeFrom="page">
-                  <wp:posOffset>3963035</wp:posOffset>
-                </wp:positionH>
-                <wp:positionV relativeFrom="paragraph">
-                  <wp:posOffset>172085</wp:posOffset>
-                </wp:positionV>
-                <wp:extent cx="2590800" cy="1270"/>
-                <wp:effectExtent l="0" t="0" r="0" b="0"/>
-                <wp:wrapTopAndBottom/>
-                <wp:docPr id="1070510648" name="Freeform 25"/>
-                <wp:cNvGraphicFramePr/>
-                <a:graphic xmlns:a="http://schemas.openxmlformats.org/drawingml/2006/main">
-                  <a:graphicData uri="http://schemas.microsoft.com/office/word/2010/wordprocessingShape">
-                    <wps:wsp>
-                      <wps:cNvSpPr/>
-                      <wps:spPr bwMode="auto">
-                        <a:xfrm>
-                          <a:off x="0" y="0"/>
-                          <a:ext cx="2590800" cy="1270"/>
-                        </a:xfrm>
-                        <a:custGeom>
-                          <a:avLst/>
-                          <a:gdLst>
-                            <a:gd name="T0" fmla="+- 0 6241 6241"/>
-                            <a:gd name="T1" fmla="*/ T0 w 4080"/>
-                            <a:gd name="T2" fmla="+- 0 10321 6241"/>
-                            <a:gd name="T3" fmla="*/ T2 w 4080"/>
-                          </a:gdLst>
-                          <a:ahLst/>
-                          <a:cxnLst>
-                            <a:cxn ang="0">
-                              <a:pos x="T1" y="0"/>
-                            </a:cxn>
-                            <a:cxn ang="0">
-                              <a:pos x="T3" y="0"/>
-                            </a:cxn>
-                          </a:cxnLst>
-                          <a:rect l="0" t="0" r="r" b="b"/>
-                          <a:pathLst>
-                            <a:path w="4080">
-                              <a:moveTo>
-                                <a:pt x="0" y="0"/>
-                              </a:moveTo>
-                              <a:lnTo>
-                                <a:pt x="4080" y="0"/>
-                              </a:lnTo>
-                            </a:path>
-                          </a:pathLst>
-                        </a:custGeom>
-                        <a:noFill/>
-                        <a:ln w="6096">
-                          <a:solidFill>
-                            <a:srgbClr val="0C0C0C"/>
-                          </a:solidFill>
-                          <a:round/>
-                        </a:ln>
-                      </wps:spPr>
-                      <wps:bodyPr rot="0" vert="horz" wrap="square" lIns="91440" tIns="45720" rIns="91440" bIns="45720" anchor="t" anchorCtr="0" upright="1">
-                        <a:noAutofit/>
-                      </wps:bodyPr>
-                    </wps:wsp>
-                  </a:graphicData>
-                </a:graphic>
-              </wp:anchor>
-            </w:drawing>
-          </mc:Choice>
-          <mc:Fallback xmlns:wpsCustomData="http://www.wps.cn/officeDocument/2013/wpsCustomData">
-            <w:pict>
-              <v:shape id="Freeform 25" o:spid="_x0000_s1026" o:spt="100" style="position:absolute;left:0pt;margin-left:312.05pt;margin-top:13.55pt;height:0.1pt;width:204pt;mso-position-horizontal-relative:page;mso-wrap-distance-bottom:0pt;mso-wrap-distance-top:0pt;z-index:-251651072;mso-width-relative:page;mso-height-relative:page;" filled="f" stroked="t" coordsize="4080,1" o:gfxdata="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" path="m0,0l4080,0e">
-                <v:path o:connectlocs="0,0;2590800,0" o:connectangles="0,0"/>
-                <v:fill on="f" focussize="0,0"/>
-                <v:stroke weight="0.48pt" color="#0C0C0C" joinstyle="round"/>
-                <v:imagedata o:title=""/>
-                <o:lock v:ext="edit" aspectratio="f"/>
-                <w10:wrap type="topAndBottom"/>
-              </v:shape>
-            </w:pict>
-          </mc:Fallback>
-        </mc:AlternateContent>
-      </w:r>
-    </w:p>
-    <w:p>
-      <w:pPr>
-        <w:pStyle w:val="BodyText"/>
-        <w:spacing w:before="2"/>
-        <w:rPr>
-          <w:sz w:val="7"/>
-        </w:rPr>
-      </w:pPr>
-    </w:p>
-    <w:p>
-      <w:pPr>
-        <w:spacing w:before="90"/>
-        <w:ind w:left="140"/>
-        <w:rPr>
-          <w:b/>
-          <w:sz w:val="24"/>
-        </w:rPr>
-      </w:pPr>
-      <w:r>
-        <w:rPr>
-          <w:b/>
-          <w:color w:val="0D0D0D"/>
-          <w:sz w:val="24"/>
-          <w:u w:val="thick" w:color="0D0D0D"/>
-        </w:rPr>
-        <w:t>Head</w:t>
-      </w:r>
-      <w:r>
-        <w:rPr>
-          <w:b/>
-          <w:color w:val="0D0D0D"/>
-          <w:spacing w:val="-1"/>
-          <w:sz w:val="24"/>
-          <w:u w:val="thick" w:color="0D0D0D"/>
-        </w:rPr>
-        <w:t xml:space="preserve"> </w:t>
-      </w:r>
-      <w:r>
-        <w:rPr>
-          <w:b/>
-          <w:color w:val="0D0D0D"/>
-          <w:sz w:val="24"/>
-          <w:u w:val="thick" w:color="0D0D0D"/>
-        </w:rPr>
-        <w:t>of</w:t>
-      </w:r>
-      <w:r>
-        <w:rPr>
-          <w:b/>
-          <w:color w:val="0D0D0D"/>
-          <w:spacing w:val="-1"/>
-          <w:sz w:val="24"/>
-          <w:u w:val="thick" w:color="0D0D0D"/>
-        </w:rPr>
-        <w:t xml:space="preserve"> </w:t>
-      </w:r>
-      <w:r>
-        <w:rPr>
-          <w:b/>
-          <w:color w:val="0D0D0D"/>
-          <w:sz w:val="24"/>
-          <w:u w:val="thick" w:color="0D0D0D"/>
-        </w:rPr>
-        <w:t>CS</w:t>
-      </w:r>
-      <w:r>
-        <w:rPr>
-          <w:b/>
-          <w:color w:val="0D0D0D"/>
-          <w:spacing w:val="-1"/>
-          <w:sz w:val="24"/>
-          <w:u w:val="thick" w:color="0D0D0D"/>
-        </w:rPr>
-        <w:t xml:space="preserve"> </w:t>
-      </w:r>
-      <w:r>
-        <w:rPr>
-          <w:b/>
-          <w:color w:val="0D0D0D"/>
-          <w:sz w:val="24"/>
-          <w:u w:val="thick" w:color="0D0D0D"/>
-        </w:rPr>
-        <w:t>Department</w:t>
-      </w:r>
-    </w:p>
-    <w:p>
-      <w:pPr>
-        <w:pStyle w:val="BodyText"/>
-        <w:spacing w:before="120"/>
-        <w:ind w:left="140"/>
-      </w:pPr>
-      <w:r>
-        <w:rPr>
-          <w:color w:val="0D0D0D"/>
-        </w:rPr>
-        <w:t>Signature:</w:t>
-      </w:r>
-    </w:p>
-    <w:p>
-      <w:pPr>
-        <w:pStyle w:val="BodyText"/>
-        <w:rPr>
-          <w:sz w:val="20"/>
-        </w:rPr>
-      </w:pPr>
-    </w:p>
-    <w:p>
-      <w:pPr>
-        <w:pStyle w:val="BodyText"/>
-        <w:spacing w:before="3"/>
-        <w:rPr>
-          <w:sz w:val="21"/>
-        </w:rPr>
-      </w:pPr>
-      <w:r>
-        <w:rPr>
-          <w:noProof/>
-        </w:rPr>
-        <mc:AlternateContent>
-          <mc:Choice Requires="wps">
-            <w:drawing>
-              <wp:anchor distT="0" distB="0" distL="0" distR="0" simplePos="0" relativeHeight="251666432" behindDoc="1" locked="0" layoutInCell="1" allowOverlap="1">
-                <wp:simplePos x="0" y="0"/>
-                <wp:positionH relativeFrom="page">
-                  <wp:posOffset>914400</wp:posOffset>
-                </wp:positionH>
-                <wp:positionV relativeFrom="paragraph">
-                  <wp:posOffset>184150</wp:posOffset>
-                </wp:positionV>
-                <wp:extent cx="2400935" cy="1270"/>
-                <wp:effectExtent l="0" t="0" r="0" b="0"/>
-                <wp:wrapTopAndBottom/>
-                <wp:docPr id="1337443078" name="Freeform 24"/>
-                <wp:cNvGraphicFramePr/>
-                <a:graphic xmlns:a="http://schemas.openxmlformats.org/drawingml/2006/main">
-                  <a:graphicData uri="http://schemas.microsoft.com/office/word/2010/wordprocessingShape">
-                    <wps:wsp>
-                      <wps:cNvSpPr/>
-                      <wps:spPr bwMode="auto">
-                        <a:xfrm>
-                          <a:off x="0" y="0"/>
-                          <a:ext cx="2400935" cy="1270"/>
-                        </a:xfrm>
-                        <a:custGeom>
-                          <a:avLst/>
-                          <a:gdLst>
-                            <a:gd name="T0" fmla="+- 0 1440 1440"/>
-                            <a:gd name="T1" fmla="*/ T0 w 3781"/>
-                            <a:gd name="T2" fmla="+- 0 5221 1440"/>
-                            <a:gd name="T3" fmla="*/ T2 w 3781"/>
-                          </a:gdLst>
-                          <a:ahLst/>
-                          <a:cxnLst>
-                            <a:cxn ang="0">
-                              <a:pos x="T1" y="0"/>
-                            </a:cxn>
-                            <a:cxn ang="0">
-                              <a:pos x="T3" y="0"/>
-                            </a:cxn>
-                          </a:cxnLst>
-                          <a:rect l="0" t="0" r="r" b="b"/>
-                          <a:pathLst>
-                            <a:path w="3781">
-                              <a:moveTo>
-                                <a:pt x="0" y="0"/>
-                              </a:moveTo>
-                              <a:lnTo>
-                                <a:pt x="3781" y="0"/>
-                              </a:lnTo>
-                            </a:path>
-                          </a:pathLst>
-                        </a:custGeom>
-                        <a:noFill/>
-                        <a:ln w="7132">
-                          <a:solidFill>
-                            <a:srgbClr val="0C0C0C"/>
-                          </a:solidFill>
-                          <a:round/>
-                        </a:ln>
-                      </wps:spPr>
-                      <wps:bodyPr rot="0" vert="horz" wrap="square" lIns="91440" tIns="45720" rIns="91440" bIns="45720" anchor="t" anchorCtr="0" upright="1">
-                        <a:noAutofit/>
-                      </wps:bodyPr>
-                    </wps:wsp>
-                  </a:graphicData>
-                </a:graphic>
-              </wp:anchor>
-            </w:drawing>
-          </mc:Choice>
-          <mc:Fallback xmlns:wpsCustomData="http://www.wps.cn/officeDocument/2013/wpsCustomData">
-            <w:pict>
-              <v:shape id="Freeform 24" o:spid="_x0000_s1026" o:spt="100" style="position:absolute;left:0pt;margin-left:72pt;margin-top:14.5pt;height:0.1pt;width:189.05pt;mso-position-horizontal-relative:page;mso-wrap-distance-bottom:0pt;mso-wrap-distance-top:0pt;z-index:-251650048;mso-width-relative:page;mso-height-relative:page;" filled="f" stroked="t" coordsize="3781,1" o:gfxdata="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" path="m0,0l3781,0e">
-                <v:path o:connectlocs="0,0;2400935,0" o:connectangles="0,0"/>
-                <v:fill on="f" focussize="0,0"/>
-                <v:stroke weight="0.561574803149606pt" color="#0C0C0C" joinstyle="round"/>
-                <v:imagedata o:title=""/>
-                <o:lock v:ext="edit" aspectratio="f"/>
-                <w10:wrap type="topAndBottom"/>
-              </v:shape>
-            </w:pict>
-          </mc:Fallback>
-        </mc:AlternateContent>
-      </w:r>
-    </w:p>
-    <w:p>
-      <w:pPr>
-        <w:pStyle w:val="BodyText"/>
-        <w:spacing w:before="7"/>
-        <w:rPr>
-          <w:sz w:val="7"/>
-        </w:rPr>
-      </w:pPr>
-    </w:p>
-    <w:p>
-      <w:pPr>
-        <w:pStyle w:val="Heading5"/>
-        <w:spacing w:before="90"/>
-        <w:rPr>
-          <w:rFonts w:cs="Times New Roman"/>
-          <w:b/>
-          <w:bCs/>
-          <w:color w:val="auto"/>
-        </w:rPr>
-      </w:pPr>
-      <w:r>
-        <w:rPr>
-          <w:rFonts w:cs="Times New Roman"/>
-          <w:b/>
-          <w:bCs/>
-          <w:color w:val="auto"/>
-        </w:rPr>
-        <w:t xml:space="preserve">   Muhammad</w:t>
-      </w:r>
-      <w:r>
-        <w:rPr>
-          <w:rFonts w:cs="Times New Roman"/>
-          <w:b/>
-          <w:bCs/>
-          <w:color w:val="auto"/>
-          <w:spacing w:val="-4"/>
-        </w:rPr>
-        <w:t xml:space="preserve"> </w:t>
-      </w:r>
-      <w:proofErr w:type="spellStart"/>
-      <w:r>
-        <w:rPr>
-          <w:rFonts w:cs="Times New Roman"/>
-          <w:b/>
-          <w:bCs/>
-          <w:color w:val="auto"/>
-        </w:rPr>
-        <w:t>Sajjad</w:t>
-      </w:r>
-      <w:proofErr w:type="spellEnd"/>
-    </w:p>
-    <w:p>
-      <w:pPr>
-        <w:pStyle w:val="BodyText"/>
-        <w:spacing w:before="163"/>
-        <w:ind w:left="140"/>
-      </w:pPr>
-      <w:r>
-        <w:rPr>
-          <w:color w:val="0D0D0D"/>
-        </w:rPr>
-        <w:t>Assistant</w:t>
-      </w:r>
-      <w:r>
-        <w:rPr>
-          <w:color w:val="0D0D0D"/>
-          <w:spacing w:val="-2"/>
-        </w:rPr>
-        <w:t xml:space="preserve"> </w:t>
-      </w:r>
-      <w:r>
-        <w:rPr>
-          <w:color w:val="0D0D0D"/>
-        </w:rPr>
-        <w:t>Professor</w:t>
-      </w:r>
-    </w:p>
-    <w:p>
-      <w:pPr>
-        <w:pStyle w:val="BodyText"/>
-        <w:spacing w:before="161"/>
-        <w:ind w:left="140"/>
-      </w:pPr>
-      <w:r>
-        <w:rPr>
-          <w:color w:val="0D0D0D"/>
-        </w:rPr>
-        <w:t>Govt.</w:t>
-      </w:r>
-      <w:r>
-        <w:rPr>
-          <w:color w:val="0D0D0D"/>
-          <w:spacing w:val="-2"/>
-        </w:rPr>
-        <w:t xml:space="preserve"> </w:t>
-      </w:r>
-      <w:r>
-        <w:rPr>
-          <w:color w:val="0D0D0D"/>
-        </w:rPr>
-        <w:t>Graduate</w:t>
-      </w:r>
-      <w:r>
-        <w:rPr>
-          <w:color w:val="0D0D0D"/>
-          <w:spacing w:val="-2"/>
-        </w:rPr>
-        <w:t xml:space="preserve"> </w:t>
-      </w:r>
-      <w:r>
-        <w:rPr>
-          <w:color w:val="0D0D0D"/>
-        </w:rPr>
-        <w:t>College, Sahiwal.</w:t>
-      </w:r>
     </w:p>
     <w:p>
       <w:pPr>
         <w:sectPr>
+          <w:headerReference w:type="default" r:id="rId13"/>
+          <w:footerReference w:type="default" r:id="rId14"/>
           <w:type w:val="continuous"/>
           <w:pgSz w:w="12240" w:h="15840"/>
           <w:pgMar w:top="1340" w:right="1240" w:bottom="280" w:left="1300" w:header="720" w:footer="720" w:gutter="0"/>
@@ -11269,7 +9984,7 @@
                     </pic:cNvPicPr>
                   </pic:nvPicPr>
                   <pic:blipFill>
-                    <a:blip r:embed="rId14">
+                    <a:blip r:embed="rId15">
                       <a:extLst>
                         <a:ext uri="{28A0092B-C50C-407E-A947-70E740481C1C}">
                           <a14:useLocalDpi xmlns:a14="http://schemas.microsoft.com/office/drawing/2010/main" val="0"/>
@@ -17857,7 +16572,7 @@
                     </pic:cNvPicPr>
                   </pic:nvPicPr>
                   <pic:blipFill>
-                    <a:blip r:embed="rId15">
+                    <a:blip r:embed="rId16">
                       <a:extLst>
                         <a:ext uri="{28A0092B-C50C-407E-A947-70E740481C1C}">
                           <a14:useLocalDpi xmlns:a14="http://schemas.microsoft.com/office/drawing/2010/main" val="0"/>
@@ -17961,7 +16676,7 @@
                     </pic:cNvPicPr>
                   </pic:nvPicPr>
                   <pic:blipFill>
-                    <a:blip r:embed="rId16"/>
+                    <a:blip r:embed="rId17"/>
                     <a:stretch>
                       <a:fillRect/>
                     </a:stretch>
@@ -18405,7 +17120,7 @@
                     <pic:cNvPicPr/>
                   </pic:nvPicPr>
                   <pic:blipFill>
-                    <a:blip r:embed="rId17" cstate="print">
+                    <a:blip r:embed="rId18" cstate="print">
                       <a:extLst>
                         <a:ext uri="{28A0092B-C50C-407E-A947-70E740481C1C}">
                           <a14:useLocalDpi xmlns:a14="http://schemas.microsoft.com/office/drawing/2010/main" val="0"/>
@@ -18557,7 +17272,7 @@
                     <pic:cNvPicPr/>
                   </pic:nvPicPr>
                   <pic:blipFill>
-                    <a:blip r:embed="rId18" cstate="print">
+                    <a:blip r:embed="rId19" cstate="print">
                       <a:extLst>
                         <a:ext uri="{28A0092B-C50C-407E-A947-70E740481C1C}">
                           <a14:useLocalDpi xmlns:a14="http://schemas.microsoft.com/office/drawing/2010/main" val="0"/>
@@ -19372,7 +18087,7 @@
                     <pic:cNvPicPr/>
                   </pic:nvPicPr>
                   <pic:blipFill>
-                    <a:blip r:embed="rId19"/>
+                    <a:blip r:embed="rId20"/>
                     <a:stretch>
                       <a:fillRect/>
                     </a:stretch>
@@ -20025,7 +18740,7 @@
                     <pic:cNvPicPr/>
                   </pic:nvPicPr>
                   <pic:blipFill>
-                    <a:blip r:embed="rId20">
+                    <a:blip r:embed="rId21">
                       <a:extLst>
                         <a:ext uri="{28A0092B-C50C-407E-A947-70E740481C1C}">
                           <a14:useLocalDpi xmlns:a14="http://schemas.microsoft.com/office/drawing/2010/main" val="0"/>
@@ -20713,7 +19428,7 @@
                     <pic:cNvPicPr/>
                   </pic:nvPicPr>
                   <pic:blipFill>
-                    <a:blip r:embed="rId21">
+                    <a:blip r:embed="rId22">
                       <a:extLst>
                         <a:ext uri="{28A0092B-C50C-407E-A947-70E740481C1C}">
                           <a14:useLocalDpi xmlns:a14="http://schemas.microsoft.com/office/drawing/2010/main" val="0"/>
@@ -21346,7 +20061,7 @@
                     <pic:cNvPicPr/>
                   </pic:nvPicPr>
                   <pic:blipFill>
-                    <a:blip r:embed="rId22">
+                    <a:blip r:embed="rId23">
                       <a:extLst>
                         <a:ext uri="{28A0092B-C50C-407E-A947-70E740481C1C}">
                           <a14:useLocalDpi xmlns:a14="http://schemas.microsoft.com/office/drawing/2010/main" val="0"/>
@@ -23238,7 +21953,7 @@
                     <pic:cNvPicPr/>
                   </pic:nvPicPr>
                   <pic:blipFill>
-                    <a:blip r:embed="rId23" cstate="print">
+                    <a:blip r:embed="rId24" cstate="print">
                       <a:extLst>
                         <a:ext uri="{28A0092B-C50C-407E-A947-70E740481C1C}">
                           <a14:useLocalDpi xmlns:a14="http://schemas.microsoft.com/office/drawing/2010/main" val="0"/>
@@ -23346,7 +22061,7 @@
                     <pic:cNvPicPr/>
                   </pic:nvPicPr>
                   <pic:blipFill>
-                    <a:blip r:embed="rId24" cstate="print">
+                    <a:blip r:embed="rId25" cstate="print">
                       <a:extLst>
                         <a:ext uri="{28A0092B-C50C-407E-A947-70E740481C1C}">
                           <a14:useLocalDpi xmlns:a14="http://schemas.microsoft.com/office/drawing/2010/main" val="0"/>
@@ -23459,7 +22174,7 @@
                     <pic:cNvPicPr/>
                   </pic:nvPicPr>
                   <pic:blipFill>
-                    <a:blip r:embed="rId25" cstate="print">
+                    <a:blip r:embed="rId26" cstate="print">
                       <a:extLst>
                         <a:ext uri="{28A0092B-C50C-407E-A947-70E740481C1C}">
                           <a14:useLocalDpi xmlns:a14="http://schemas.microsoft.com/office/drawing/2010/main" val="0"/>
@@ -23559,7 +22274,7 @@
                     <pic:cNvPicPr/>
                   </pic:nvPicPr>
                   <pic:blipFill>
-                    <a:blip r:embed="rId26" cstate="print">
+                    <a:blip r:embed="rId27" cstate="print">
                       <a:extLst>
                         <a:ext uri="{28A0092B-C50C-407E-A947-70E740481C1C}">
                           <a14:useLocalDpi xmlns:a14="http://schemas.microsoft.com/office/drawing/2010/main" val="0"/>
@@ -23660,7 +22375,7 @@
                     <pic:cNvPicPr/>
                   </pic:nvPicPr>
                   <pic:blipFill>
-                    <a:blip r:embed="rId27" cstate="print">
+                    <a:blip r:embed="rId28" cstate="print">
                       <a:extLst>
                         <a:ext uri="{28A0092B-C50C-407E-A947-70E740481C1C}">
                           <a14:useLocalDpi xmlns:a14="http://schemas.microsoft.com/office/drawing/2010/main" val="0"/>
@@ -23734,7 +22449,7 @@
                     <pic:cNvPicPr/>
                   </pic:nvPicPr>
                   <pic:blipFill>
-                    <a:blip r:embed="rId28" cstate="print">
+                    <a:blip r:embed="rId29" cstate="print">
                       <a:extLst>
                         <a:ext uri="{28A0092B-C50C-407E-A947-70E740481C1C}">
                           <a14:useLocalDpi xmlns:a14="http://schemas.microsoft.com/office/drawing/2010/main" val="0"/>
@@ -24531,7 +23246,7 @@
                               <w:rFonts w:ascii="Calibri"/>
                               <w:noProof/>
                             </w:rPr>
-                            <w:t>i</w:t>
+                            <w:t>xiv</w:t>
                           </w:r>
                           <w:r>
                             <w:fldChar w:fldCharType="end"/>
@@ -24582,7 +23297,7 @@
                         <w:rFonts w:ascii="Calibri"/>
                         <w:noProof/>
                       </w:rPr>
-                      <w:t>i</w:t>
+                      <w:t>xiv</w:t>
                     </w:r>
                     <w:r>
                       <w:fldChar w:fldCharType="end"/>
